--- a/Comandos Full stack.docx
+++ b/Comandos Full stack.docx
@@ -4,52 +4,21 @@
   <w:body>
     <w:p>
       <w:r>
-        <w:t xml:space="preserve">Comandos Full </w:t>
-      </w:r>
-      <w:proofErr w:type="spellStart"/>
-      <w:r>
-        <w:t>stack</w:t>
-      </w:r>
-      <w:proofErr w:type="spellEnd"/>
+        <w:t>Comandos Full stack</w:t>
+      </w:r>
     </w:p>
     <w:p/>
     <w:p>
-      <w:proofErr w:type="spellStart"/>
-      <w:r>
-        <w:t>Git</w:t>
-      </w:r>
-      <w:proofErr w:type="spellEnd"/>
-      <w:r>
-        <w:t xml:space="preserve">: </w:t>
+      <w:r>
+        <w:t xml:space="preserve">Git: </w:t>
       </w:r>
     </w:p>
     <w:p>
       <w:r>
         <w:t xml:space="preserve">- </w:t>
       </w:r>
-      <w:proofErr w:type="spellStart"/>
-      <w:r>
-        <w:t>Git</w:t>
-      </w:r>
-      <w:proofErr w:type="spellEnd"/>
-      <w:r>
-        <w:t xml:space="preserve"> </w:t>
-      </w:r>
-      <w:proofErr w:type="spellStart"/>
-      <w:r>
-        <w:t>init</w:t>
-      </w:r>
-      <w:proofErr w:type="spellEnd"/>
-      <w:r>
-        <w:t xml:space="preserve"> // iniciar </w:t>
-      </w:r>
-      <w:proofErr w:type="spellStart"/>
-      <w:r>
-        <w:t>git</w:t>
-      </w:r>
-      <w:proofErr w:type="spellEnd"/>
-      <w:r>
-        <w:t xml:space="preserve"> na p</w:t>
+      <w:r>
+        <w:t>Git init // iniciar git na p</w:t>
       </w:r>
       <w:r>
         <w:t>asta</w:t>
@@ -57,45 +26,160 @@
     </w:p>
     <w:p>
       <w:r>
+        <w:t>- Git add . // adicionat todas as modificações ao git</w:t>
+      </w:r>
+    </w:p>
+    <w:p>
+      <w:pPr>
+        <w:rPr>
+          <w:lang w:val="en-US"/>
+        </w:rPr>
+      </w:pPr>
+      <w:r>
+        <w:rPr>
+          <w:lang w:val="en-US"/>
+        </w:rPr>
         <w:t xml:space="preserve">- </w:t>
       </w:r>
-      <w:proofErr w:type="spellStart"/>
-      <w:r>
-        <w:t>Git</w:t>
-      </w:r>
-      <w:proofErr w:type="spellEnd"/>
-      <w:r>
-        <w:t xml:space="preserve"> </w:t>
-      </w:r>
-      <w:proofErr w:type="gramStart"/>
-      <w:r>
-        <w:t>add .</w:t>
-      </w:r>
-      <w:proofErr w:type="gramEnd"/>
-      <w:r>
-        <w:t xml:space="preserve"> // </w:t>
-      </w:r>
-      <w:proofErr w:type="spellStart"/>
-      <w:r>
-        <w:t>adicionat</w:t>
-      </w:r>
-      <w:proofErr w:type="spellEnd"/>
-      <w:r>
-        <w:t xml:space="preserve"> todas as modificações ao </w:t>
-      </w:r>
-      <w:proofErr w:type="spellStart"/>
-      <w:r>
-        <w:t>git</w:t>
-      </w:r>
-      <w:proofErr w:type="spellEnd"/>
+      <w:r>
+        <w:rPr>
+          <w:lang w:val="en-US"/>
+        </w:rPr>
+        <w:t xml:space="preserve">Git commit -m “nome-do-commit” // </w:t>
+      </w:r>
+      <w:r>
+        <w:rPr>
+          <w:lang w:val="en-US"/>
+        </w:rPr>
+        <w:t>comitar</w:t>
+      </w:r>
+    </w:p>
+    <w:p>
+      <w:r>
+        <w:t xml:space="preserve">- </w:t>
+      </w:r>
+      <w:r>
+        <w:t>Git remote add origin -url // adicionar o repositório</w:t>
+      </w:r>
+      <w:r>
+        <w:t xml:space="preserve"> remoto</w:t>
+      </w:r>
+    </w:p>
+    <w:p>
+      <w:r>
+        <w:t xml:space="preserve">- </w:t>
+      </w:r>
+      <w:r>
+        <w:t>Git push -u origin main // enviar para o repositóri</w:t>
+      </w:r>
+      <w:r>
+        <w:t>o o commit</w:t>
+      </w:r>
+    </w:p>
+    <w:p/>
+    <w:p>
+      <w:r>
+        <w:t>Node:</w:t>
+      </w:r>
+    </w:p>
+    <w:p>
+      <w:r>
+        <w:t>- npm init -y //criar o Json com</w:t>
+      </w:r>
+      <w:r>
+        <w:t xml:space="preserve"> os valores padrões</w:t>
+      </w:r>
+    </w:p>
+    <w:p>
+      <w:r>
+        <w:t>- npm i express // instalar o express</w:t>
+      </w:r>
+    </w:p>
+    <w:p>
+      <w:r>
+        <w:t>-</w:t>
+      </w:r>
+      <w:r>
+        <w:t>npm install express sqlite3 // instalar o banco</w:t>
+      </w:r>
+      <w:r>
+        <w:t xml:space="preserve"> de dados sqlite</w:t>
+      </w:r>
     </w:p>
     <w:p>
       <w:pPr>
         <w:rPr>
-          <w:lang w:val="en-US"/>
+          <w:u w:val="single"/>
         </w:rPr>
       </w:pPr>
       <w:r>
+        <w:t>-</w:t>
+      </w:r>
+      <w:r>
+        <w:t>npm install prisma --save-dev</w:t>
+      </w:r>
+    </w:p>
+    <w:p>
+      <w:pPr>
+        <w:rPr>
+          <w:lang w:val="en-US"/>
+        </w:rPr>
+      </w:pPr>
+      <w:r>
+        <w:rPr>
+          <w:lang w:val="en-US"/>
+        </w:rPr>
+        <w:t>-</w:t>
+      </w:r>
+      <w:r>
+        <w:rPr>
+          <w:lang w:val="en-US"/>
+        </w:rPr>
+        <w:t>npm install express prisma @prisma/client</w:t>
+      </w:r>
+      <w:r>
+        <w:rPr>
+          <w:lang w:val="en-US"/>
+        </w:rPr>
+        <w:t>6</w:t>
+      </w:r>
+    </w:p>
+    <w:p>
+      <w:pPr>
+        <w:rPr>
+          <w:lang w:val="en-US"/>
+        </w:rPr>
+      </w:pPr>
+      <w:r>
+        <w:rPr>
+          <w:lang w:val="en-US"/>
+        </w:rPr>
+        <w:t>-</w:t>
+      </w:r>
+      <w:r>
+        <w:rPr>
+          <w:lang w:val="en-US"/>
+        </w:rPr>
+        <w:t>npx prisma init</w:t>
+      </w:r>
+    </w:p>
+    <w:p>
+      <w:pPr>
+        <w:rPr>
+          <w:u w:val="single"/>
+        </w:rPr>
+      </w:pPr>
+      <w:r>
+        <w:t>-npx prisma migrate dev --name init</w:t>
+      </w:r>
+    </w:p>
+    <w:p>
+      <w:pPr>
+        <w:rPr>
+          <w:lang w:val="en-US"/>
+        </w:rPr>
+      </w:pPr>
+      <w:r>
         <w:rPr>
           <w:lang w:val="en-US"/>
         </w:rPr>
@@ -105,654 +189,115 @@
         <w:rPr>
           <w:lang w:val="en-US"/>
         </w:rPr>
-        <w:t>Git commit -m “</w:t>
-      </w:r>
-      <w:proofErr w:type="spellStart"/>
-      <w:r>
-        <w:rPr>
-          <w:lang w:val="en-US"/>
-        </w:rPr>
-        <w:t>nome</w:t>
-      </w:r>
-      <w:proofErr w:type="spellEnd"/>
-      <w:r>
-        <w:rPr>
-          <w:lang w:val="en-US"/>
-        </w:rPr>
-        <w:t xml:space="preserve">-do-commit” // </w:t>
-      </w:r>
-      <w:proofErr w:type="spellStart"/>
-      <w:r>
-        <w:rPr>
-          <w:lang w:val="en-US"/>
-        </w:rPr>
-        <w:t>comitar</w:t>
-      </w:r>
-      <w:proofErr w:type="spellEnd"/>
-    </w:p>
-    <w:p>
-      <w:r>
+        <w:t>npm install jsonwebtoken bcryptjs</w:t>
+      </w:r>
+    </w:p>
+    <w:p>
+      <w:pPr>
+        <w:rPr>
+          <w:lang w:val="en-US"/>
+        </w:rPr>
+      </w:pPr>
+      <w:r>
+        <w:rPr>
+          <w:lang w:val="en-US"/>
+        </w:rPr>
         <w:t xml:space="preserve">- </w:t>
       </w:r>
-      <w:proofErr w:type="spellStart"/>
-      <w:r>
-        <w:t>Git</w:t>
-      </w:r>
-      <w:proofErr w:type="spellEnd"/>
-      <w:r>
-        <w:t xml:space="preserve"> </w:t>
-      </w:r>
-      <w:proofErr w:type="spellStart"/>
-      <w:r>
-        <w:t>remote</w:t>
-      </w:r>
-      <w:proofErr w:type="spellEnd"/>
-      <w:r>
-        <w:t xml:space="preserve"> </w:t>
-      </w:r>
-      <w:proofErr w:type="spellStart"/>
-      <w:r>
-        <w:t>add</w:t>
-      </w:r>
-      <w:proofErr w:type="spellEnd"/>
-      <w:r>
-        <w:t xml:space="preserve"> </w:t>
-      </w:r>
-      <w:proofErr w:type="spellStart"/>
-      <w:r>
-        <w:t>origin</w:t>
-      </w:r>
-      <w:proofErr w:type="spellEnd"/>
-      <w:r>
-        <w:t xml:space="preserve"> -</w:t>
-      </w:r>
-      <w:proofErr w:type="spellStart"/>
-      <w:r>
-        <w:t>url</w:t>
-      </w:r>
-      <w:proofErr w:type="spellEnd"/>
-      <w:r>
-        <w:t xml:space="preserve"> // adicionar o repositório</w:t>
-      </w:r>
-      <w:r>
-        <w:t xml:space="preserve"> remoto</w:t>
-      </w:r>
-    </w:p>
-    <w:p>
-      <w:r>
-        <w:t xml:space="preserve">- </w:t>
-      </w:r>
-      <w:proofErr w:type="spellStart"/>
-      <w:r>
-        <w:t>Git</w:t>
-      </w:r>
-      <w:proofErr w:type="spellEnd"/>
-      <w:r>
-        <w:t xml:space="preserve"> </w:t>
-      </w:r>
-      <w:proofErr w:type="spellStart"/>
-      <w:r>
-        <w:t>push</w:t>
-      </w:r>
-      <w:proofErr w:type="spellEnd"/>
-      <w:r>
-        <w:t xml:space="preserve"> -u </w:t>
-      </w:r>
-      <w:proofErr w:type="spellStart"/>
-      <w:r>
-        <w:t>origin</w:t>
-      </w:r>
-      <w:proofErr w:type="spellEnd"/>
-      <w:r>
-        <w:t xml:space="preserve"> </w:t>
-      </w:r>
-      <w:proofErr w:type="spellStart"/>
-      <w:r>
-        <w:t>main</w:t>
-      </w:r>
-      <w:proofErr w:type="spellEnd"/>
-      <w:r>
-        <w:t xml:space="preserve"> // enviar para o repositóri</w:t>
-      </w:r>
-      <w:r>
-        <w:t xml:space="preserve">o o </w:t>
-      </w:r>
-      <w:proofErr w:type="spellStart"/>
-      <w:r>
-        <w:t>commit</w:t>
-      </w:r>
-      <w:proofErr w:type="spellEnd"/>
+      <w:r>
+        <w:rPr>
+          <w:lang w:val="en-US"/>
+        </w:rPr>
+        <w:t>npm install cors</w:t>
+      </w:r>
+    </w:p>
+    <w:p>
+      <w:pPr>
+        <w:rPr>
+          <w:lang w:val="en-US"/>
+        </w:rPr>
+      </w:pPr>
+    </w:p>
+    <w:p>
+      <w:pPr>
+        <w:rPr>
+          <w:lang w:val="en-US"/>
+        </w:rPr>
+      </w:pPr>
+      <w:r>
+        <w:rPr>
+          <w:lang w:val="en-US"/>
+        </w:rPr>
+        <w:t>- node --watch ./server.js</w:t>
+      </w:r>
+    </w:p>
+    <w:p>
+      <w:pPr>
+        <w:rPr>
+          <w:lang w:val="en-US"/>
+        </w:rPr>
+      </w:pPr>
+    </w:p>
+    <w:p>
+      <w:pPr>
+        <w:rPr>
+          <w:lang w:val="en-US"/>
+        </w:rPr>
+      </w:pPr>
+    </w:p>
+    <w:p>
+      <w:pPr>
+        <w:rPr>
+          <w:lang w:val="en-US"/>
+        </w:rPr>
+      </w:pPr>
+    </w:p>
+    <w:p>
+      <w:pPr>
+        <w:rPr>
+          <w:lang w:val="en-US"/>
+        </w:rPr>
+      </w:pPr>
+      <w:r>
+        <w:rPr>
+          <w:lang w:val="en-US"/>
+        </w:rPr>
+        <w:t xml:space="preserve">Json: </w:t>
+      </w:r>
+    </w:p>
+    <w:p>
+      <w:r>
+        <w:t>- modificar o type para module</w:t>
+      </w:r>
     </w:p>
     <w:p/>
     <w:p>
       <w:r>
-        <w:t>Node:</w:t>
-      </w:r>
-    </w:p>
-    <w:p>
-      <w:r>
-        <w:t xml:space="preserve">- </w:t>
-      </w:r>
-      <w:proofErr w:type="spellStart"/>
-      <w:proofErr w:type="gramStart"/>
-      <w:r>
-        <w:t>npm</w:t>
-      </w:r>
-      <w:proofErr w:type="spellEnd"/>
-      <w:proofErr w:type="gramEnd"/>
-      <w:r>
-        <w:t xml:space="preserve"> </w:t>
-      </w:r>
-      <w:proofErr w:type="spellStart"/>
-      <w:r>
-        <w:t>init</w:t>
-      </w:r>
-      <w:proofErr w:type="spellEnd"/>
-      <w:r>
-        <w:t xml:space="preserve"> -y //criar o </w:t>
-      </w:r>
-      <w:proofErr w:type="spellStart"/>
-      <w:r>
-        <w:t>Json</w:t>
-      </w:r>
-      <w:proofErr w:type="spellEnd"/>
-      <w:r>
-        <w:t xml:space="preserve"> com</w:t>
-      </w:r>
-      <w:r>
-        <w:t xml:space="preserve"> os valores padrões</w:t>
-      </w:r>
-    </w:p>
-    <w:p>
-      <w:r>
-        <w:t xml:space="preserve">- </w:t>
-      </w:r>
-      <w:proofErr w:type="spellStart"/>
-      <w:proofErr w:type="gramStart"/>
-      <w:r>
-        <w:t>npm</w:t>
-      </w:r>
-      <w:proofErr w:type="spellEnd"/>
-      <w:proofErr w:type="gramEnd"/>
-      <w:r>
-        <w:t xml:space="preserve"> i </w:t>
-      </w:r>
-      <w:proofErr w:type="spellStart"/>
-      <w:r>
-        <w:t>express</w:t>
-      </w:r>
-      <w:proofErr w:type="spellEnd"/>
-      <w:r>
-        <w:t xml:space="preserve"> // instalar o </w:t>
-      </w:r>
-      <w:proofErr w:type="spellStart"/>
-      <w:r>
-        <w:t>express</w:t>
-      </w:r>
-      <w:proofErr w:type="spellEnd"/>
-    </w:p>
-    <w:p>
-      <w:r>
-        <w:t>-</w:t>
-      </w:r>
-      <w:proofErr w:type="spellStart"/>
-      <w:proofErr w:type="gramStart"/>
-      <w:r>
-        <w:t>npm</w:t>
-      </w:r>
-      <w:proofErr w:type="spellEnd"/>
-      <w:proofErr w:type="gramEnd"/>
-      <w:r>
-        <w:t xml:space="preserve"> </w:t>
-      </w:r>
-      <w:proofErr w:type="spellStart"/>
-      <w:r>
-        <w:t>install</w:t>
-      </w:r>
-      <w:proofErr w:type="spellEnd"/>
-      <w:r>
-        <w:t xml:space="preserve"> </w:t>
-      </w:r>
-      <w:proofErr w:type="spellStart"/>
-      <w:r>
-        <w:t>express</w:t>
-      </w:r>
-      <w:proofErr w:type="spellEnd"/>
-      <w:r>
-        <w:t xml:space="preserve"> sqlite3</w:t>
-      </w:r>
-      <w:r>
-        <w:t xml:space="preserve"> // instalar o banco</w:t>
-      </w:r>
-      <w:r>
-        <w:t xml:space="preserve"> de dados </w:t>
-      </w:r>
-      <w:proofErr w:type="spellStart"/>
-      <w:r>
-        <w:t>sqlite</w:t>
-      </w:r>
-      <w:proofErr w:type="spellEnd"/>
+        <w:t>Project:</w:t>
+      </w:r>
+    </w:p>
+    <w:p>
+      <w:r>
+        <w:lastRenderedPageBreak/>
+        <w:t>- import dotenv from “dotenv”;</w:t>
+      </w:r>
+    </w:p>
+    <w:p>
+      <w:r>
+        <w:t xml:space="preserve">- dotenv.config() process.env.NOME_DA_VARIAVEL; </w:t>
+      </w:r>
     </w:p>
     <w:p>
       <w:pPr>
         <w:rPr>
-          <w:u w:val="single"/>
+          <w:lang w:val="en-US"/>
         </w:rPr>
       </w:pPr>
       <w:r>
-        <w:t>-</w:t>
-      </w:r>
-      <w:proofErr w:type="spellStart"/>
-      <w:proofErr w:type="gramStart"/>
-      <w:r>
-        <w:t>npm</w:t>
-      </w:r>
-      <w:proofErr w:type="spellEnd"/>
-      <w:proofErr w:type="gramEnd"/>
-      <w:r>
-        <w:t xml:space="preserve"> </w:t>
-      </w:r>
-      <w:proofErr w:type="spellStart"/>
-      <w:r>
-        <w:t>install</w:t>
-      </w:r>
-      <w:proofErr w:type="spellEnd"/>
-      <w:r>
-        <w:t xml:space="preserve"> prisma --</w:t>
-      </w:r>
-      <w:proofErr w:type="spellStart"/>
-      <w:r>
-        <w:t>save-dev</w:t>
-      </w:r>
-      <w:proofErr w:type="spellEnd"/>
-    </w:p>
-    <w:p>
-      <w:pPr>
-        <w:rPr>
-          <w:lang w:val="en-US"/>
-        </w:rPr>
-      </w:pPr>
-      <w:r>
-        <w:rPr>
-          <w:lang w:val="en-US"/>
-        </w:rPr>
-        <w:t>-</w:t>
-      </w:r>
-      <w:proofErr w:type="spellStart"/>
-      <w:r>
-        <w:rPr>
-          <w:lang w:val="en-US"/>
-        </w:rPr>
-        <w:t>npm</w:t>
-      </w:r>
-      <w:proofErr w:type="spellEnd"/>
-      <w:r>
-        <w:rPr>
-          <w:lang w:val="en-US"/>
-        </w:rPr>
-        <w:t xml:space="preserve"> install express </w:t>
-      </w:r>
-      <w:proofErr w:type="spellStart"/>
-      <w:proofErr w:type="gramStart"/>
-      <w:r>
-        <w:rPr>
-          <w:lang w:val="en-US"/>
-        </w:rPr>
-        <w:t>prisma</w:t>
-      </w:r>
-      <w:proofErr w:type="spellEnd"/>
-      <w:r>
-        <w:rPr>
-          <w:lang w:val="en-US"/>
-        </w:rPr>
-        <w:t xml:space="preserve"> @</w:t>
-      </w:r>
-      <w:proofErr w:type="gramEnd"/>
-      <w:r>
-        <w:rPr>
-          <w:lang w:val="en-US"/>
-        </w:rPr>
-        <w:t>prisma/client</w:t>
-      </w:r>
-      <w:r>
-        <w:rPr>
-          <w:lang w:val="en-US"/>
-        </w:rPr>
-        <w:t>6</w:t>
-      </w:r>
-    </w:p>
-    <w:p>
-      <w:pPr>
-        <w:rPr>
-          <w:lang w:val="en-US"/>
-        </w:rPr>
-      </w:pPr>
-      <w:r>
-        <w:rPr>
-          <w:lang w:val="en-US"/>
-        </w:rPr>
-        <w:t>-</w:t>
-      </w:r>
-      <w:proofErr w:type="spellStart"/>
-      <w:r>
-        <w:rPr>
-          <w:lang w:val="en-US"/>
-        </w:rPr>
-        <w:t>npx</w:t>
-      </w:r>
-      <w:proofErr w:type="spellEnd"/>
-      <w:r>
-        <w:rPr>
-          <w:lang w:val="en-US"/>
-        </w:rPr>
-        <w:t xml:space="preserve"> </w:t>
-      </w:r>
-      <w:proofErr w:type="spellStart"/>
-      <w:r>
-        <w:rPr>
-          <w:lang w:val="en-US"/>
-        </w:rPr>
-        <w:t>prisma</w:t>
-      </w:r>
-      <w:proofErr w:type="spellEnd"/>
-      <w:r>
-        <w:rPr>
-          <w:lang w:val="en-US"/>
-        </w:rPr>
-        <w:t xml:space="preserve"> </w:t>
-      </w:r>
-      <w:proofErr w:type="spellStart"/>
-      <w:r>
-        <w:rPr>
-          <w:lang w:val="en-US"/>
-        </w:rPr>
-        <w:t>init</w:t>
-      </w:r>
-      <w:proofErr w:type="spellEnd"/>
-    </w:p>
-    <w:p>
-      <w:pPr>
-        <w:rPr>
-          <w:u w:val="single"/>
-        </w:rPr>
-      </w:pPr>
-      <w:r>
-        <w:t>-</w:t>
-      </w:r>
-      <w:proofErr w:type="spellStart"/>
-      <w:proofErr w:type="gramStart"/>
-      <w:r>
-        <w:t>npx</w:t>
-      </w:r>
-      <w:proofErr w:type="spellEnd"/>
-      <w:proofErr w:type="gramEnd"/>
-      <w:r>
-        <w:t xml:space="preserve"> prisma </w:t>
-      </w:r>
-      <w:proofErr w:type="spellStart"/>
-      <w:r>
-        <w:t>migrate</w:t>
-      </w:r>
-      <w:proofErr w:type="spellEnd"/>
-      <w:r>
-        <w:t xml:space="preserve"> </w:t>
-      </w:r>
-      <w:proofErr w:type="spellStart"/>
-      <w:r>
-        <w:t>dev</w:t>
-      </w:r>
-      <w:proofErr w:type="spellEnd"/>
-      <w:r>
-        <w:t xml:space="preserve"> --</w:t>
-      </w:r>
-      <w:proofErr w:type="spellStart"/>
-      <w:r>
-        <w:t>name</w:t>
-      </w:r>
-      <w:proofErr w:type="spellEnd"/>
-      <w:r>
-        <w:t xml:space="preserve"> </w:t>
-      </w:r>
-      <w:proofErr w:type="spellStart"/>
-      <w:r>
-        <w:t>init</w:t>
-      </w:r>
-      <w:proofErr w:type="spellEnd"/>
-    </w:p>
-    <w:p>
-      <w:pPr>
-        <w:rPr>
-          <w:lang w:val="en-US"/>
-        </w:rPr>
-      </w:pPr>
-      <w:r>
-        <w:rPr>
-          <w:lang w:val="en-US"/>
-        </w:rPr>
-        <w:t xml:space="preserve">- </w:t>
-      </w:r>
-      <w:proofErr w:type="spellStart"/>
-      <w:r>
-        <w:rPr>
-          <w:lang w:val="en-US"/>
-        </w:rPr>
-        <w:t>npm</w:t>
-      </w:r>
-      <w:proofErr w:type="spellEnd"/>
-      <w:r>
-        <w:rPr>
-          <w:lang w:val="en-US"/>
-        </w:rPr>
-        <w:t xml:space="preserve"> install </w:t>
-      </w:r>
-      <w:proofErr w:type="spellStart"/>
-      <w:r>
-        <w:rPr>
-          <w:lang w:val="en-US"/>
-        </w:rPr>
-        <w:t>jsonwebtoken</w:t>
-      </w:r>
-      <w:proofErr w:type="spellEnd"/>
-      <w:r>
-        <w:rPr>
-          <w:lang w:val="en-US"/>
-        </w:rPr>
-        <w:t xml:space="preserve"> </w:t>
-      </w:r>
-      <w:proofErr w:type="spellStart"/>
-      <w:r>
-        <w:rPr>
-          <w:lang w:val="en-US"/>
-        </w:rPr>
-        <w:t>bcryptjs</w:t>
-      </w:r>
-      <w:proofErr w:type="spellEnd"/>
-    </w:p>
-    <w:p>
-      <w:pPr>
-        <w:rPr>
-          <w:lang w:val="en-US"/>
-        </w:rPr>
-      </w:pPr>
-    </w:p>
-    <w:p>
-      <w:pPr>
-        <w:rPr>
-          <w:lang w:val="en-US"/>
-        </w:rPr>
-      </w:pPr>
-      <w:r>
-        <w:rPr>
-          <w:lang w:val="en-US"/>
-        </w:rPr>
-        <w:t>- node --watch ./server.js</w:t>
-      </w:r>
-    </w:p>
-    <w:p>
-      <w:pPr>
-        <w:rPr>
-          <w:lang w:val="en-US"/>
-        </w:rPr>
-      </w:pPr>
-    </w:p>
-    <w:p>
-      <w:pPr>
-        <w:rPr>
-          <w:lang w:val="en-US"/>
-        </w:rPr>
-      </w:pPr>
-    </w:p>
-    <w:p>
-      <w:pPr>
-        <w:rPr>
-          <w:lang w:val="en-US"/>
-        </w:rPr>
-      </w:pPr>
-    </w:p>
-    <w:p>
-      <w:pPr>
-        <w:rPr>
-          <w:lang w:val="en-US"/>
-        </w:rPr>
-      </w:pPr>
-      <w:r>
-        <w:rPr>
-          <w:lang w:val="en-US"/>
-        </w:rPr>
-        <w:t xml:space="preserve">Json: </w:t>
-      </w:r>
-    </w:p>
-    <w:p>
-      <w:r>
-        <w:t xml:space="preserve">- </w:t>
-      </w:r>
-      <w:proofErr w:type="gramStart"/>
-      <w:r>
-        <w:t>modificar</w:t>
-      </w:r>
-      <w:proofErr w:type="gramEnd"/>
-      <w:r>
-        <w:t xml:space="preserve"> o </w:t>
-      </w:r>
-      <w:proofErr w:type="spellStart"/>
-      <w:r>
-        <w:t>type</w:t>
-      </w:r>
-      <w:proofErr w:type="spellEnd"/>
-      <w:r>
-        <w:t xml:space="preserve"> para module</w:t>
-      </w:r>
-    </w:p>
-    <w:p/>
-    <w:p>
-      <w:r>
-        <w:t>Project:</w:t>
-      </w:r>
-    </w:p>
-    <w:p>
-      <w:r>
-        <w:t xml:space="preserve">- </w:t>
-      </w:r>
-      <w:proofErr w:type="spellStart"/>
-      <w:proofErr w:type="gramStart"/>
-      <w:r>
-        <w:t>import</w:t>
-      </w:r>
-      <w:proofErr w:type="spellEnd"/>
-      <w:proofErr w:type="gramEnd"/>
-      <w:r>
-        <w:t xml:space="preserve"> </w:t>
-      </w:r>
-      <w:proofErr w:type="spellStart"/>
-      <w:r>
-        <w:t>dotenv</w:t>
-      </w:r>
-      <w:proofErr w:type="spellEnd"/>
-      <w:r>
-        <w:t xml:space="preserve"> </w:t>
-      </w:r>
-      <w:proofErr w:type="spellStart"/>
-      <w:r>
-        <w:t>from</w:t>
-      </w:r>
-      <w:proofErr w:type="spellEnd"/>
-      <w:r>
-        <w:t xml:space="preserve"> “</w:t>
-      </w:r>
-      <w:proofErr w:type="spellStart"/>
-      <w:r>
-        <w:t>dotenv</w:t>
-      </w:r>
-      <w:proofErr w:type="spellEnd"/>
-      <w:r>
-        <w:t>”;</w:t>
-      </w:r>
-    </w:p>
-    <w:p>
-      <w:r>
-        <w:lastRenderedPageBreak/>
-        <w:t xml:space="preserve">- </w:t>
-      </w:r>
-      <w:proofErr w:type="spellStart"/>
-      <w:proofErr w:type="gramStart"/>
-      <w:r>
-        <w:t>dotenv</w:t>
-      </w:r>
-      <w:proofErr w:type="gramEnd"/>
-      <w:r>
-        <w:t>.</w:t>
-      </w:r>
-      <w:proofErr w:type="gramStart"/>
-      <w:r>
-        <w:t>config</w:t>
-      </w:r>
-      <w:proofErr w:type="spellEnd"/>
-      <w:r>
-        <w:t>(</w:t>
-      </w:r>
-      <w:proofErr w:type="gramEnd"/>
-      <w:r>
-        <w:t xml:space="preserve">) </w:t>
-      </w:r>
-      <w:proofErr w:type="spellStart"/>
-      <w:proofErr w:type="gramStart"/>
-      <w:r>
-        <w:t>process.env.NOME</w:t>
-      </w:r>
-      <w:proofErr w:type="gramEnd"/>
-      <w:r>
-        <w:t>_DA_VARIAVEL</w:t>
-      </w:r>
-      <w:proofErr w:type="spellEnd"/>
-      <w:r>
-        <w:t xml:space="preserve">; </w:t>
-      </w:r>
-    </w:p>
-    <w:p>
-      <w:pPr>
-        <w:rPr>
-          <w:lang w:val="en-US"/>
-        </w:rPr>
-      </w:pPr>
-      <w:r>
-        <w:rPr>
-          <w:lang w:val="en-US"/>
-        </w:rPr>
-        <w:t xml:space="preserve">- </w:t>
-      </w:r>
-      <w:proofErr w:type="gramStart"/>
-      <w:r>
-        <w:rPr>
-          <w:lang w:val="en-US"/>
-        </w:rPr>
-        <w:t>remover</w:t>
-      </w:r>
-      <w:proofErr w:type="gramEnd"/>
-      <w:r>
-        <w:rPr>
-          <w:lang w:val="en-US"/>
-        </w:rPr>
-        <w:t xml:space="preserve"> do pi</w:t>
+        <w:rPr>
+          <w:lang w:val="en-US"/>
+        </w:rPr>
+        <w:t>- remover do pi</w:t>
       </w:r>
       <w:r>
         <w:rPr>
@@ -764,35 +309,7 @@
         <w:rPr>
           <w:lang w:val="en-US"/>
         </w:rPr>
-        <w:t xml:space="preserve">output   = </w:t>
-      </w:r>
-      <w:proofErr w:type="gramStart"/>
-      <w:r>
-        <w:rPr>
-          <w:lang w:val="en-US"/>
-        </w:rPr>
-        <w:t>"..</w:t>
-      </w:r>
-      <w:proofErr w:type="gramEnd"/>
-      <w:r>
-        <w:rPr>
-          <w:lang w:val="en-US"/>
-        </w:rPr>
-        <w:t>/generated/</w:t>
-      </w:r>
-      <w:proofErr w:type="spellStart"/>
-      <w:r>
-        <w:rPr>
-          <w:lang w:val="en-US"/>
-        </w:rPr>
-        <w:t>prisma</w:t>
-      </w:r>
-      <w:proofErr w:type="spellEnd"/>
-      <w:r>
-        <w:rPr>
-          <w:lang w:val="en-US"/>
-        </w:rPr>
-        <w:t>"</w:t>
+        <w:t>output   = "../generated/prisma"</w:t>
       </w:r>
     </w:p>
     <w:sectPr>
@@ -1408,6 +925,7 @@
   <w:style w:type="character" w:default="1" w:styleId="Fontepargpadro">
     <w:name w:val="Default Paragraph Font"/>
     <w:uiPriority w:val="1"/>
+    <w:semiHidden/>
     <w:unhideWhenUsed/>
   </w:style>
   <w:style w:type="table" w:default="1" w:styleId="Tabelanormal">
